--- a/portal/files/KORbuild Daily - User manual.docx
+++ b/portal/files/KORbuild Daily - User manual.docx
@@ -1243,7 +1243,7 @@
       <w:r>
         <w:drawing>
           <wp:inline xmlns:a="http://schemas.openxmlformats.org/drawingml/2006/main" xmlns:pic="http://schemas.openxmlformats.org/drawingml/2006/picture">
-            <wp:extent cx="2520000" cy="4146034"/>
+            <wp:extent cx="2520000" cy="4547262"/>
             <wp:docPr id="5" name="Picture 5"/>
             <wp:cNvGraphicFramePr>
               <a:graphicFrameLocks noChangeAspect="1"/>
@@ -1264,7 +1264,7 @@
                   <pic:spPr>
                     <a:xfrm>
                       <a:off x="0" y="0"/>
-                      <a:ext cx="2520000" cy="4146034"/>
+                      <a:ext cx="2520000" cy="4547262"/>
                     </a:xfrm>
                     <a:prstGeom prst="rect"/>
                   </pic:spPr>
@@ -3268,6 +3268,58 @@
     </w:p>
     <w:p>
       <w:pPr>
+        <w:shd w:val="clear" w:color="auto" w:fill="EEF4FF"/>
+      </w:pPr>
+      <w:r>
+        <w:rPr>
+          <w:b/>
+          <w:i w:val="0"/>
+        </w:rPr>
+        <w:t>General contractor or subcontractor</w:t>
+      </w:r>
+    </w:p>
+    <w:p>
+      <w:pPr>
+        <w:shd w:val="clear" w:color="auto" w:fill="EEF4FF"/>
+      </w:pPr>
+      <w:r>
+        <w:rPr>
+          <w:b w:val="0"/>
+          <w:i w:val="0"/>
+        </w:rPr>
+        <w:t xml:space="preserve">The office screens are the same for both, but a </w:t>
+      </w:r>
+      <w:r>
+        <w:rPr>
+          <w:b/>
+          <w:i w:val="0"/>
+        </w:rPr>
+        <w:t>general contractor</w:t>
+      </w:r>
+      <w:r>
+        <w:rPr>
+          <w:b w:val="0"/>
+          <w:i w:val="0"/>
+        </w:rPr>
+        <w:t xml:space="preserve"> sees every subcontractor on its jobs: one status light per subcontractor on each job, and the reports of all of them in the queue. A </w:t>
+      </w:r>
+      <w:r>
+        <w:rPr>
+          <w:b/>
+          <w:i w:val="0"/>
+        </w:rPr>
+        <w:t>subcontractor</w:t>
+      </w:r>
+      <w:r>
+        <w:rPr>
+          <w:b w:val="0"/>
+          <w:i w:val="0"/>
+        </w:rPr>
+        <w:t xml:space="preserve"> sees its own reports; the ones on a general contractor's job wait for the general contractor to approve.</w:t>
+      </w:r>
+    </w:p>
+    <w:p>
+      <w:pPr>
         <w:shd w:val="clear" w:color="auto" w:fill="ECFDF3"/>
       </w:pPr>
       <w:r>
@@ -3627,7 +3679,21 @@
           <w:b w:val="0"/>
           <w:i w:val="0"/>
         </w:rPr>
-        <w:t>).</w:t>
+        <w:t xml:space="preserve">) — at the </w:t>
+      </w:r>
+      <w:r>
+        <w:rPr>
+          <w:b/>
+          <w:i w:val="0"/>
+        </w:rPr>
+        <w:t>general contractor</w:t>
+      </w:r>
+      <w:r>
+        <w:rPr>
+          <w:b w:val="0"/>
+          <w:i w:val="0"/>
+        </w:rPr>
+        <w:t xml:space="preserve"> of the job, or at the subcontractor when the job is directly with the owner.</w:t>
       </w:r>
     </w:p>
     <w:p>
@@ -3959,7 +4025,30 @@
           <w:b w:val="0"/>
           <w:i w:val="0"/>
         </w:rPr>
-        <w:t>, the verification code and the sharing options.</w:t>
+        <w:t>, the verification code and the sharing options. The subcontractor's foreman sees the report approved, with who approved it and the company.</w:t>
+      </w:r>
+    </w:p>
+    <w:p>
+      <w:r>
+        <w:rPr>
+          <w:b w:val="0"/>
+          <w:i w:val="0"/>
+        </w:rPr>
+        <w:t xml:space="preserve">On a general contractor's job, the subcontractor's office sees the report but cannot approve it: the panel says </w:t>
+      </w:r>
+      <w:r>
+        <w:rPr>
+          <w:b/>
+          <w:i w:val="0"/>
+        </w:rPr>
+        <w:t>With the general contractor</w:t>
+      </w:r>
+      <w:r>
+        <w:rPr>
+          <w:b w:val="0"/>
+          <w:i w:val="0"/>
+        </w:rPr>
+        <w:t>.</w:t>
       </w:r>
     </w:p>
     <w:p>
@@ -3969,8 +4058,59 @@
       <w:r>
         <w:drawing>
           <wp:inline xmlns:a="http://schemas.openxmlformats.org/drawingml/2006/main" xmlns:pic="http://schemas.openxmlformats.org/drawingml/2006/picture">
+            <wp:extent cx="5760000" cy="6739200"/>
+            <wp:docPr id="19" name="Picture 19"/>
+            <wp:cNvGraphicFramePr>
+              <a:graphicFrameLocks noChangeAspect="1"/>
+            </wp:cNvGraphicFramePr>
+            <a:graphic>
+              <a:graphicData uri="http://schemas.openxmlformats.org/drawingml/2006/picture">
+                <pic:pic>
+                  <pic:nvPicPr>
+                    <pic:cNvPr id="0" name="daily-sub-waiting-gc.png"/>
+                    <pic:cNvPicPr/>
+                  </pic:nvPicPr>
+                  <pic:blipFill>
+                    <a:blip r:embed="rId27"/>
+                    <a:stretch>
+                      <a:fillRect/>
+                    </a:stretch>
+                  </pic:blipFill>
+                  <pic:spPr>
+                    <a:xfrm>
+                      <a:off x="0" y="0"/>
+                      <a:ext cx="5760000" cy="6739200"/>
+                    </a:xfrm>
+                    <a:prstGeom prst="rect"/>
+                  </pic:spPr>
+                </pic:pic>
+              </a:graphicData>
+            </a:graphic>
+          </wp:inline>
+        </w:drawing>
+      </w:r>
+    </w:p>
+    <w:p>
+      <w:pPr>
+        <w:jc w:val="center"/>
+      </w:pPr>
+      <w:r>
+        <w:rPr>
+          <w:b w:val="0"/>
+          <w:i/>
+        </w:rPr>
+        <w:t>The subcontractor's view while the general contractor reviews</w:t>
+      </w:r>
+    </w:p>
+    <w:p>
+      <w:pPr>
+        <w:jc w:val="center"/>
+      </w:pPr>
+      <w:r>
+        <w:drawing>
+          <wp:inline xmlns:a="http://schemas.openxmlformats.org/drawingml/2006/main" xmlns:pic="http://schemas.openxmlformats.org/drawingml/2006/picture">
             <wp:extent cx="5760000" cy="3625293"/>
-            <wp:docPr id="19" name="Picture 19"/>
+            <wp:docPr id="20" name="Picture 20"/>
             <wp:cNvGraphicFramePr>
               <a:graphicFrameLocks noChangeAspect="1"/>
             </wp:cNvGraphicFramePr>
@@ -3982,7 +4122,7 @@
                     <pic:cNvPicPr/>
                   </pic:nvPicPr>
                   <pic:blipFill>
-                    <a:blip r:embed="rId27"/>
+                    <a:blip r:embed="rId28"/>
                     <a:stretch>
                       <a:fillRect/>
                     </a:stretch>
@@ -4161,7 +4301,7 @@
         <w:drawing>
           <wp:inline xmlns:a="http://schemas.openxmlformats.org/drawingml/2006/main" xmlns:pic="http://schemas.openxmlformats.org/drawingml/2006/picture">
             <wp:extent cx="5760000" cy="3264000"/>
-            <wp:docPr id="20" name="Picture 20"/>
+            <wp:docPr id="21" name="Picture 21"/>
             <wp:cNvGraphicFramePr>
               <a:graphicFrameLocks noChangeAspect="1"/>
             </wp:cNvGraphicFramePr>
@@ -4173,7 +4313,7 @@
                     <pic:cNvPicPr/>
                   </pic:nvPicPr>
                   <pic:blipFill>
-                    <a:blip r:embed="rId28"/>
+                    <a:blip r:embed="rId29"/>
                     <a:stretch>
                       <a:fillRect/>
                     </a:stretch>
@@ -4336,7 +4476,7 @@
         <w:drawing>
           <wp:inline xmlns:a="http://schemas.openxmlformats.org/drawingml/2006/main" xmlns:pic="http://schemas.openxmlformats.org/drawingml/2006/picture">
             <wp:extent cx="5760000" cy="3625293"/>
-            <wp:docPr id="21" name="Picture 21"/>
+            <wp:docPr id="22" name="Picture 22"/>
             <wp:cNvGraphicFramePr>
               <a:graphicFrameLocks noChangeAspect="1"/>
             </wp:cNvGraphicFramePr>
@@ -4345,57 +4485,6 @@
                 <pic:pic>
                   <pic:nvPicPr>
                     <pic:cNvPr id="0" name="daily-client-link.png"/>
-                    <pic:cNvPicPr/>
-                  </pic:nvPicPr>
-                  <pic:blipFill>
-                    <a:blip r:embed="rId29"/>
-                    <a:stretch>
-                      <a:fillRect/>
-                    </a:stretch>
-                  </pic:blipFill>
-                  <pic:spPr>
-                    <a:xfrm>
-                      <a:off x="0" y="0"/>
-                      <a:ext cx="5760000" cy="3625293"/>
-                    </a:xfrm>
-                    <a:prstGeom prst="rect"/>
-                  </pic:spPr>
-                </pic:pic>
-              </a:graphicData>
-            </a:graphic>
-          </wp:inline>
-        </w:drawing>
-      </w:r>
-    </w:p>
-    <w:p>
-      <w:pPr>
-        <w:jc w:val="center"/>
-      </w:pPr>
-      <w:r>
-        <w:rPr>
-          <w:b w:val="0"/>
-          <w:i/>
-        </w:rPr>
-        <w:t>What the client sees</w:t>
-      </w:r>
-    </w:p>
-    <w:p>
-      <w:pPr>
-        <w:jc w:val="center"/>
-      </w:pPr>
-      <w:r>
-        <w:drawing>
-          <wp:inline xmlns:a="http://schemas.openxmlformats.org/drawingml/2006/main" xmlns:pic="http://schemas.openxmlformats.org/drawingml/2006/picture">
-            <wp:extent cx="5760000" cy="3625293"/>
-            <wp:docPr id="22" name="Picture 22"/>
-            <wp:cNvGraphicFramePr>
-              <a:graphicFrameLocks noChangeAspect="1"/>
-            </wp:cNvGraphicFramePr>
-            <a:graphic>
-              <a:graphicData uri="http://schemas.openxmlformats.org/drawingml/2006/picture">
-                <pic:pic>
-                  <pic:nvPicPr>
-                    <pic:cNvPr id="0" name="daily-pdf.png"/>
                     <pic:cNvPicPr/>
                   </pic:nvPicPr>
                   <pic:blipFill>
@@ -4427,117 +4516,7 @@
           <w:b w:val="0"/>
           <w:i/>
         </w:rPr>
-        <w:t>The PDF preview</w:t>
-      </w:r>
-    </w:p>
-    <w:p>
-      <w:pPr>
-        <w:shd w:val="clear" w:color="auto" w:fill="FFFAEB"/>
-      </w:pPr>
-      <w:r>
-        <w:rPr>
-          <w:b/>
-          <w:i w:val="0"/>
-        </w:rPr>
-        <w:t>In the prototype</w:t>
-      </w:r>
-    </w:p>
-    <w:p>
-      <w:pPr>
-        <w:shd w:val="clear" w:color="auto" w:fill="FFFAEB"/>
-      </w:pPr>
-      <w:r>
-        <w:rPr>
-          <w:b w:val="0"/>
-          <w:i w:val="0"/>
-        </w:rPr>
-        <w:t xml:space="preserve">The PDF is printed from the browser (choose </w:t>
-      </w:r>
-      <w:r>
-        <w:rPr>
-          <w:b/>
-          <w:i w:val="0"/>
-        </w:rPr>
-        <w:t>Save as PDF</w:t>
-      </w:r>
-      <w:r>
-        <w:rPr>
-          <w:b w:val="0"/>
-          <w:i w:val="0"/>
-        </w:rPr>
-        <w:t xml:space="preserve"> in the print window). In the product, it is generated on the server, ready to download. The client's link only works in the same browser, because the prototype has no server.</w:t>
-      </w:r>
-    </w:p>
-    <w:p>
-      <w:pPr>
-        <w:pStyle w:val="Heading1"/>
-      </w:pPr>
-      <w:r>
-        <w:rPr>
-          <w:b w:val="0"/>
-          <w:i w:val="0"/>
-        </w:rPr>
-        <w:t>Office: follow a job</w:t>
-      </w:r>
-    </w:p>
-    <w:p>
-      <w:pPr>
-        <w:pStyle w:val="ListNumber"/>
-        <w:numPr>
-          <w:ilvl w:val="0"/>
-          <w:numId w:val="17"/>
-        </w:numPr>
-      </w:pPr>
-      <w:r>
-        <w:rPr>
-          <w:b w:val="0"/>
-          <w:i w:val="0"/>
-        </w:rPr>
-        <w:t xml:space="preserve">Open </w:t>
-      </w:r>
-      <w:r>
-        <w:rPr>
-          <w:b/>
-          <w:i w:val="0"/>
-        </w:rPr>
-        <w:t>Jobs</w:t>
-      </w:r>
-      <w:r>
-        <w:rPr>
-          <w:b w:val="0"/>
-          <w:i w:val="0"/>
-        </w:rPr>
-        <w:t>: every active job with its status and the number of reports received.</w:t>
-      </w:r>
-    </w:p>
-    <w:p>
-      <w:pPr>
-        <w:pStyle w:val="ListNumber"/>
-        <w:numPr>
-          <w:ilvl w:val="0"/>
-          <w:numId w:val="17"/>
-        </w:numPr>
-      </w:pPr>
-      <w:r>
-        <w:rPr>
-          <w:b w:val="0"/>
-          <w:i w:val="0"/>
-        </w:rPr>
-        <w:t xml:space="preserve">Open a job: its address, client and parties, the </w:t>
-      </w:r>
-      <w:r>
-        <w:rPr>
-          <w:b/>
-          <w:i w:val="0"/>
-        </w:rPr>
-        <w:t>Schedule</w:t>
-      </w:r>
-      <w:r>
-        <w:rPr>
-          <w:b w:val="0"/>
-          <w:i w:val="0"/>
-        </w:rPr>
-        <w:t xml:space="preserve"> card (when the job has a schedule), the daily report settings (person responsible, deadline, workdays) and every report received.</w:t>
+        <w:t>What the client sees</w:t>
       </w:r>
     </w:p>
     <w:p>
@@ -4556,7 +4535,7 @@
               <a:graphicData uri="http://schemas.openxmlformats.org/drawingml/2006/picture">
                 <pic:pic>
                   <pic:nvPicPr>
-                    <pic:cNvPr id="0" name="daily-jobs.png"/>
+                    <pic:cNvPr id="0" name="daily-pdf.png"/>
                     <pic:cNvPicPr/>
                   </pic:nvPicPr>
                   <pic:blipFill>
@@ -4588,7 +4567,154 @@
           <w:b w:val="0"/>
           <w:i/>
         </w:rPr>
+        <w:t>The PDF preview</w:t>
+      </w:r>
+    </w:p>
+    <w:p>
+      <w:pPr>
+        <w:shd w:val="clear" w:color="auto" w:fill="FFFAEB"/>
+      </w:pPr>
+      <w:r>
+        <w:rPr>
+          <w:b/>
+          <w:i w:val="0"/>
+        </w:rPr>
+        <w:t>In the prototype</w:t>
+      </w:r>
+    </w:p>
+    <w:p>
+      <w:pPr>
+        <w:shd w:val="clear" w:color="auto" w:fill="FFFAEB"/>
+      </w:pPr>
+      <w:r>
+        <w:rPr>
+          <w:b w:val="0"/>
+          <w:i w:val="0"/>
+        </w:rPr>
+        <w:t xml:space="preserve">The PDF is printed from the browser (choose </w:t>
+      </w:r>
+      <w:r>
+        <w:rPr>
+          <w:b/>
+          <w:i w:val="0"/>
+        </w:rPr>
+        <w:t>Save as PDF</w:t>
+      </w:r>
+      <w:r>
+        <w:rPr>
+          <w:b w:val="0"/>
+          <w:i w:val="0"/>
+        </w:rPr>
+        <w:t xml:space="preserve"> in the print window). In the product, it is generated on the server, ready to download. The client's link only works in the same browser, because the prototype has no server.</w:t>
+      </w:r>
+    </w:p>
+    <w:p>
+      <w:pPr>
+        <w:pStyle w:val="Heading1"/>
+      </w:pPr>
+      <w:r>
+        <w:rPr>
+          <w:b w:val="0"/>
+          <w:i w:val="0"/>
+        </w:rPr>
+        <w:t>Office: follow a job</w:t>
+      </w:r>
+    </w:p>
+    <w:p>
+      <w:pPr>
+        <w:pStyle w:val="ListNumber"/>
+        <w:numPr>
+          <w:ilvl w:val="0"/>
+          <w:numId w:val="17"/>
+        </w:numPr>
+      </w:pPr>
+      <w:r>
+        <w:rPr>
+          <w:b w:val="0"/>
+          <w:i w:val="0"/>
+        </w:rPr>
+        <w:t xml:space="preserve">Open </w:t>
+      </w:r>
+      <w:r>
+        <w:rPr>
+          <w:b/>
+          <w:i w:val="0"/>
+        </w:rPr>
         <w:t>Jobs</w:t>
+      </w:r>
+      <w:r>
+        <w:rPr>
+          <w:b w:val="0"/>
+          <w:i w:val="0"/>
+        </w:rPr>
+        <w:t>: every active job with its status and the number of reports received.</w:t>
+      </w:r>
+    </w:p>
+    <w:p>
+      <w:pPr>
+        <w:pStyle w:val="ListNumber"/>
+        <w:numPr>
+          <w:ilvl w:val="0"/>
+          <w:numId w:val="17"/>
+        </w:numPr>
+      </w:pPr>
+      <w:r>
+        <w:rPr>
+          <w:b w:val="0"/>
+          <w:i w:val="0"/>
+        </w:rPr>
+        <w:t xml:space="preserve">Open a job: its address, client and parties, the </w:t>
+      </w:r>
+      <w:r>
+        <w:rPr>
+          <w:b/>
+          <w:i w:val="0"/>
+        </w:rPr>
+        <w:t>Schedule</w:t>
+      </w:r>
+      <w:r>
+        <w:rPr>
+          <w:b w:val="0"/>
+          <w:i w:val="0"/>
+        </w:rPr>
+        <w:t xml:space="preserve"> card (when the job has a schedule), the daily report settings (person responsible, deadline, workdays) and every report received.</w:t>
+      </w:r>
+    </w:p>
+    <w:p>
+      <w:r>
+        <w:rPr>
+          <w:b w:val="0"/>
+          <w:i w:val="0"/>
+        </w:rPr>
+        <w:t xml:space="preserve">For a </w:t>
+      </w:r>
+      <w:r>
+        <w:rPr>
+          <w:b/>
+          <w:i w:val="0"/>
+        </w:rPr>
+        <w:t>general contractor</w:t>
+      </w:r>
+      <w:r>
+        <w:rPr>
+          <w:b w:val="0"/>
+          <w:i w:val="0"/>
+        </w:rPr>
+        <w:t xml:space="preserve">, the job shows instead </w:t>
+      </w:r>
+      <w:r>
+        <w:rPr>
+          <w:b/>
+          <w:i w:val="0"/>
+        </w:rPr>
+        <w:t>Subcontractors on this job</w:t>
+      </w:r>
+      <w:r>
+        <w:rPr>
+          <w:b w:val="0"/>
+          <w:i w:val="0"/>
+        </w:rPr>
+        <w:t xml:space="preserve"> — for each subcontractor, who is on site now, who came in today, hours today and this week, and the list of people with trade, time in and hours (never dollar amounts) — the schedules published by the subcontractors and the reports received, grouped by subcontractor.</w:t>
       </w:r>
     </w:p>
     <w:p>
@@ -4598,8 +4724,110 @@
       <w:r>
         <w:drawing>
           <wp:inline xmlns:a="http://schemas.openxmlformats.org/drawingml/2006/main" xmlns:pic="http://schemas.openxmlformats.org/drawingml/2006/picture">
+            <wp:extent cx="5760000" cy="3702242"/>
+            <wp:docPr id="24" name="Picture 24"/>
+            <wp:cNvGraphicFramePr>
+              <a:graphicFrameLocks noChangeAspect="1"/>
+            </wp:cNvGraphicFramePr>
+            <a:graphic>
+              <a:graphicData uri="http://schemas.openxmlformats.org/drawingml/2006/picture">
+                <pic:pic>
+                  <pic:nvPicPr>
+                    <pic:cNvPr id="0" name="daily-job-subcontractors.png"/>
+                    <pic:cNvPicPr/>
+                  </pic:nvPicPr>
+                  <pic:blipFill>
+                    <a:blip r:embed="rId32"/>
+                    <a:stretch>
+                      <a:fillRect/>
+                    </a:stretch>
+                  </pic:blipFill>
+                  <pic:spPr>
+                    <a:xfrm>
+                      <a:off x="0" y="0"/>
+                      <a:ext cx="5760000" cy="3702242"/>
+                    </a:xfrm>
+                    <a:prstGeom prst="rect"/>
+                  </pic:spPr>
+                </pic:pic>
+              </a:graphicData>
+            </a:graphic>
+          </wp:inline>
+        </w:drawing>
+      </w:r>
+    </w:p>
+    <w:p>
+      <w:pPr>
+        <w:jc w:val="center"/>
+      </w:pPr>
+      <w:r>
+        <w:rPr>
+          <w:b w:val="0"/>
+          <w:i/>
+        </w:rPr>
+        <w:t>Subcontractors on a general contractor's job</w:t>
+      </w:r>
+    </w:p>
+    <w:p>
+      <w:pPr>
+        <w:jc w:val="center"/>
+      </w:pPr>
+      <w:r>
+        <w:drawing>
+          <wp:inline xmlns:a="http://schemas.openxmlformats.org/drawingml/2006/main" xmlns:pic="http://schemas.openxmlformats.org/drawingml/2006/picture">
             <wp:extent cx="5760000" cy="3625293"/>
-            <wp:docPr id="24" name="Picture 24"/>
+            <wp:docPr id="25" name="Picture 25"/>
+            <wp:cNvGraphicFramePr>
+              <a:graphicFrameLocks noChangeAspect="1"/>
+            </wp:cNvGraphicFramePr>
+            <a:graphic>
+              <a:graphicData uri="http://schemas.openxmlformats.org/drawingml/2006/picture">
+                <pic:pic>
+                  <pic:nvPicPr>
+                    <pic:cNvPr id="0" name="daily-jobs.png"/>
+                    <pic:cNvPicPr/>
+                  </pic:nvPicPr>
+                  <pic:blipFill>
+                    <a:blip r:embed="rId33"/>
+                    <a:stretch>
+                      <a:fillRect/>
+                    </a:stretch>
+                  </pic:blipFill>
+                  <pic:spPr>
+                    <a:xfrm>
+                      <a:off x="0" y="0"/>
+                      <a:ext cx="5760000" cy="3625293"/>
+                    </a:xfrm>
+                    <a:prstGeom prst="rect"/>
+                  </pic:spPr>
+                </pic:pic>
+              </a:graphicData>
+            </a:graphic>
+          </wp:inline>
+        </w:drawing>
+      </w:r>
+    </w:p>
+    <w:p>
+      <w:pPr>
+        <w:jc w:val="center"/>
+      </w:pPr>
+      <w:r>
+        <w:rPr>
+          <w:b w:val="0"/>
+          <w:i/>
+        </w:rPr>
+        <w:t>Jobs</w:t>
+      </w:r>
+    </w:p>
+    <w:p>
+      <w:pPr>
+        <w:jc w:val="center"/>
+      </w:pPr>
+      <w:r>
+        <w:drawing>
+          <wp:inline xmlns:a="http://schemas.openxmlformats.org/drawingml/2006/main" xmlns:pic="http://schemas.openxmlformats.org/drawingml/2006/picture">
+            <wp:extent cx="5760000" cy="3625293"/>
+            <wp:docPr id="26" name="Picture 26"/>
             <wp:cNvGraphicFramePr>
               <a:graphicFrameLocks noChangeAspect="1"/>
             </wp:cNvGraphicFramePr>
@@ -4611,7 +4839,7 @@
                     <pic:cNvPicPr/>
                   </pic:nvPicPr>
                   <pic:blipFill>
-                    <a:blip r:embed="rId32"/>
+                    <a:blip r:embed="rId34"/>
                     <a:stretch>
                       <a:fillRect/>
                     </a:stretch>
@@ -5165,8 +5393,8 @@
       <w:r>
         <w:drawing>
           <wp:inline xmlns:a="http://schemas.openxmlformats.org/drawingml/2006/main" xmlns:pic="http://schemas.openxmlformats.org/drawingml/2006/picture">
-            <wp:extent cx="5760000" cy="9066918"/>
-            <wp:docPr id="25" name="Picture 25"/>
+            <wp:extent cx="5760000" cy="5800659"/>
+            <wp:docPr id="27" name="Picture 27"/>
             <wp:cNvGraphicFramePr>
               <a:graphicFrameLocks noChangeAspect="1"/>
             </wp:cNvGraphicFramePr>
@@ -5178,7 +5406,7 @@
                     <pic:cNvPicPr/>
                   </pic:nvPicPr>
                   <pic:blipFill>
-                    <a:blip r:embed="rId33"/>
+                    <a:blip r:embed="rId35"/>
                     <a:stretch>
                       <a:fillRect/>
                     </a:stretch>
@@ -5186,7 +5414,7 @@
                   <pic:spPr>
                     <a:xfrm>
                       <a:off x="0" y="0"/>
-                      <a:ext cx="5760000" cy="9066918"/>
+                      <a:ext cx="5760000" cy="5800659"/>
                     </a:xfrm>
                     <a:prstGeom prst="rect"/>
                   </pic:spPr>
